--- a/eng/docx/65.content.docx
+++ b/eng/docx/65.content.docx
@@ -136,13 +136,6 @@
         <w:rPr>
           <w:lang w:val="en_US" w:bidi="en_US"/>
         </w:rPr>
-      </w:r>
-      <w:r>
-        <w:rPr>
-          <w:i/>
-          <w:lang w:val="en_US" w:bidi="en_US"/>
-        </w:rPr>
-        <w:t>Jude 1:1, Jude 1:1 (#2), Jude 1:1 (#3), Jude 1:2, Jude 1:3, Jude 1:3 (#2), Jude 1:4, Jude 1:4 (#2), Jude 1:5, Jude 1:5 (#2), Jude 1:6, Jude 1:7, Jude 1:8, Jude 1:9, Jude 1:12, Jude 1:14, Jude 1:15, Jude 1:16, Jude 1:17, Jude 1:19, Jude 1:20, Jude 1:21, Jude 1:22–23, Jude 1:24–25, Jude 1:25, Jude 1:25 (#2)</w:t>
       </w:r>
       <w:r>
         <w:rPr>

--- a/eng/docx/65.content.docx
+++ b/eng/docx/65.content.docx
@@ -123,19 +123,6 @@
           <w:lang w:val="en_US" w:bidi="en_US"/>
         </w:rPr>
         <w:t>JUD</w:t>
-      </w:r>
-      <w:r>
-        <w:rPr>
-          <w:lang w:val="en_US" w:bidi="en_US"/>
-        </w:rPr>
-      </w:r>
-    </w:p>
-    <w:p>
-      <w:pPr/>
-      <w:r>
-        <w:rPr>
-          <w:lang w:val="en_US" w:bidi="en_US"/>
-        </w:rPr>
       </w:r>
       <w:r>
         <w:rPr>

--- a/eng/docx/65.content.docx
+++ b/eng/docx/65.content.docx
@@ -19,7 +19,7 @@
         <w:rPr>
           <w:lang w:val="en_US" w:bidi="en_US"/>
         </w:rPr>
-        <w:t>Resource: Translation Questions (unfoldingWord)</w:t>
+        <w:t>Resource: unfoldingWord® Translation Questions</w:t>
       </w:r>
       <w:r>
         <w:rPr>
@@ -85,7 +85,7 @@
         <w:rPr>
           <w:lang w:val="en_US" w:bidi="en_US"/>
         </w:rPr>
-        <w:t>Translation Questions (unfoldingWord)</w:t>
+        <w:t>unfoldingWord® Translation Questions</w:t>
       </w:r>
     </w:p>
     <w:p>

--- a/eng/docx/65.content.docx
+++ b/eng/docx/65.content.docx
@@ -185,7 +185,7 @@
         <w:rPr>
           <w:lang w:val="en_US" w:bidi="en_US"/>
         </w:rPr>
-        <w:t>Jude 1:1</w:t>
+        <w:t>Jude 1:1 (#2)</w:t>
       </w:r>
       <w:r>
         <w:rPr>
@@ -205,6 +205,132 @@
           <w:b/>
           <w:lang w:val="en_US" w:bidi="en_US"/>
         </w:rPr>
+        <w:t>Who was the brother of Jude?</w:t>
+      </w:r>
+    </w:p>
+    <w:p>
+      <w:pPr/>
+      <w:r>
+        <w:rPr>
+          <w:lang w:val="en_US" w:bidi="en_US"/>
+        </w:rPr>
+      </w:r>
+      <w:r>
+        <w:rPr>
+          <w:lang w:val="en_US" w:bidi="en_US"/>
+        </w:rPr>
+        <w:t>James was the brother of Jude.</w:t>
+      </w:r>
+      <w:r>
+        <w:rPr>
+          <w:lang w:val="en_US" w:bidi="en_US"/>
+        </w:rPr>
+      </w:r>
+      <w:r>
+        <w:rPr>
+          <w:lang w:val="en_US" w:bidi="en_US"/>
+        </w:rPr>
+      </w:r>
+    </w:p>
+    <w:p>
+      <w:pPr/>
+      <w:r>
+        <w:rPr>
+          <w:lang w:val="en_US" w:bidi="en_US"/>
+        </w:rPr>
+      </w:r>
+    </w:p>
+    <w:p>
+      <w:pPr>
+        <w:pStyle w:val="Heading2"/>
+      </w:pPr>
+      <w:r>
+        <w:rPr>
+          <w:lang w:val="en_US" w:bidi="en_US"/>
+        </w:rPr>
+        <w:t>Jude 1:1 (#3)</w:t>
+      </w:r>
+      <w:r>
+        <w:rPr>
+          <w:lang w:val="en_US" w:bidi="en_US"/>
+        </w:rPr>
+      </w:r>
+    </w:p>
+    <w:p>
+      <w:pPr/>
+      <w:r>
+        <w:rPr>
+          <w:lang w:val="en_US" w:bidi="en_US"/>
+        </w:rPr>
+      </w:r>
+      <w:r>
+        <w:rPr>
+          <w:b/>
+          <w:lang w:val="en_US" w:bidi="en_US"/>
+        </w:rPr>
+        <w:t>To whom did Jude write?</w:t>
+      </w:r>
+    </w:p>
+    <w:p>
+      <w:pPr/>
+      <w:r>
+        <w:rPr>
+          <w:lang w:val="en_US" w:bidi="en_US"/>
+        </w:rPr>
+      </w:r>
+      <w:r>
+        <w:rPr>
+          <w:lang w:val="en_US" w:bidi="en_US"/>
+        </w:rPr>
+        <w:t>He wrote to those who were called, beloved in God the Father, and kept for Jesus Christ.</w:t>
+      </w:r>
+      <w:r>
+        <w:rPr>
+          <w:lang w:val="en_US" w:bidi="en_US"/>
+        </w:rPr>
+      </w:r>
+      <w:r>
+        <w:rPr>
+          <w:lang w:val="en_US" w:bidi="en_US"/>
+        </w:rPr>
+      </w:r>
+    </w:p>
+    <w:p>
+      <w:pPr/>
+      <w:r>
+        <w:rPr>
+          <w:lang w:val="en_US" w:bidi="en_US"/>
+        </w:rPr>
+      </w:r>
+    </w:p>
+    <w:p>
+      <w:pPr>
+        <w:pStyle w:val="Heading2"/>
+      </w:pPr>
+      <w:r>
+        <w:rPr>
+          <w:lang w:val="en_US" w:bidi="en_US"/>
+        </w:rPr>
+        <w:t>Jude 1:1 (#1)</w:t>
+      </w:r>
+      <w:r>
+        <w:rPr>
+          <w:lang w:val="en_US" w:bidi="en_US"/>
+        </w:rPr>
+      </w:r>
+    </w:p>
+    <w:p>
+      <w:pPr/>
+      <w:r>
+        <w:rPr>
+          <w:lang w:val="en_US" w:bidi="en_US"/>
+        </w:rPr>
+      </w:r>
+      <w:r>
+        <w:rPr>
+          <w:b/>
+          <w:lang w:val="en_US" w:bidi="en_US"/>
+        </w:rPr>
         <w:t>Of whom was Jude a servant?</w:t>
       </w:r>
     </w:p>
@@ -248,7 +374,7 @@
         <w:rPr>
           <w:lang w:val="en_US" w:bidi="en_US"/>
         </w:rPr>
-        <w:t>Jude 1:1 (#2)</w:t>
+        <w:t>Jude 1:2 (#1)</w:t>
       </w:r>
       <w:r>
         <w:rPr>
@@ -268,21 +394,21 @@
           <w:b/>
           <w:lang w:val="en_US" w:bidi="en_US"/>
         </w:rPr>
-        <w:t>Who was the brother of Jude?</w:t>
-      </w:r>
-    </w:p>
-    <w:p>
-      <w:pPr/>
-      <w:r>
-        <w:rPr>
-          <w:lang w:val="en_US" w:bidi="en_US"/>
-        </w:rPr>
-      </w:r>
-      <w:r>
-        <w:rPr>
-          <w:lang w:val="en_US" w:bidi="en_US"/>
-        </w:rPr>
-        <w:t>James was the brother of Jude.</w:t>
+        <w:t>What did Jude want multiplied to those to whom he wrote?</w:t>
+      </w:r>
+    </w:p>
+    <w:p>
+      <w:pPr/>
+      <w:r>
+        <w:rPr>
+          <w:lang w:val="en_US" w:bidi="en_US"/>
+        </w:rPr>
+      </w:r>
+      <w:r>
+        <w:rPr>
+          <w:lang w:val="en_US" w:bidi="en_US"/>
+        </w:rPr>
+        <w:t>Jude wanted mercy, peace, and love to be multiplied.</w:t>
       </w:r>
       <w:r>
         <w:rPr>
@@ -311,7 +437,7 @@
         <w:rPr>
           <w:lang w:val="en_US" w:bidi="en_US"/>
         </w:rPr>
-        <w:t>Jude 1:1 (#3)</w:t>
+        <w:t>Jude 1:3 (#1)</w:t>
       </w:r>
       <w:r>
         <w:rPr>
@@ -331,21 +457,21 @@
           <w:b/>
           <w:lang w:val="en_US" w:bidi="en_US"/>
         </w:rPr>
-        <w:t>To whom did Jude write?</w:t>
-      </w:r>
-    </w:p>
-    <w:p>
-      <w:pPr/>
-      <w:r>
-        <w:rPr>
-          <w:lang w:val="en_US" w:bidi="en_US"/>
-        </w:rPr>
-      </w:r>
-      <w:r>
-        <w:rPr>
-          <w:lang w:val="en_US" w:bidi="en_US"/>
-        </w:rPr>
-        <w:t>He wrote to those who were called, beloved in God the Father, and kept for Jesus Christ.</w:t>
+        <w:t>What did Jude first want to write about?</w:t>
+      </w:r>
+    </w:p>
+    <w:p>
+      <w:pPr/>
+      <w:r>
+        <w:rPr>
+          <w:lang w:val="en_US" w:bidi="en_US"/>
+        </w:rPr>
+      </w:r>
+      <w:r>
+        <w:rPr>
+          <w:lang w:val="en_US" w:bidi="en_US"/>
+        </w:rPr>
+        <w:t>Jude first wanted to write about their common salvation.</w:t>
       </w:r>
       <w:r>
         <w:rPr>
@@ -374,7 +500,7 @@
         <w:rPr>
           <w:lang w:val="en_US" w:bidi="en_US"/>
         </w:rPr>
-        <w:t>Jude 1:2</w:t>
+        <w:t>Jude 1:3 (#2)</w:t>
       </w:r>
       <w:r>
         <w:rPr>
@@ -394,21 +520,21 @@
           <w:b/>
           <w:lang w:val="en_US" w:bidi="en_US"/>
         </w:rPr>
-        <w:t>What did Jude want multiplied to those to whom he wrote?</w:t>
-      </w:r>
-    </w:p>
-    <w:p>
-      <w:pPr/>
-      <w:r>
-        <w:rPr>
-          <w:lang w:val="en_US" w:bidi="en_US"/>
-        </w:rPr>
-      </w:r>
-      <w:r>
-        <w:rPr>
-          <w:lang w:val="en_US" w:bidi="en_US"/>
-        </w:rPr>
-        <w:t>Jude wanted mercy, peace, and love to be multiplied.</w:t>
+        <w:t>What did Jude actually write about?</w:t>
+      </w:r>
+    </w:p>
+    <w:p>
+      <w:pPr/>
+      <w:r>
+        <w:rPr>
+          <w:lang w:val="en_US" w:bidi="en_US"/>
+        </w:rPr>
+      </w:r>
+      <w:r>
+        <w:rPr>
+          <w:lang w:val="en_US" w:bidi="en_US"/>
+        </w:rPr>
+        <w:t>Jude actually wrote about the need to struggle for the faith of the saints.</w:t>
       </w:r>
       <w:r>
         <w:rPr>
@@ -437,7 +563,7 @@
         <w:rPr>
           <w:lang w:val="en_US" w:bidi="en_US"/>
         </w:rPr>
-        <w:t>Jude 1:3</w:t>
+        <w:t>Jude 1:4 (#1)</w:t>
       </w:r>
       <w:r>
         <w:rPr>
@@ -457,21 +583,21 @@
           <w:b/>
           <w:lang w:val="en_US" w:bidi="en_US"/>
         </w:rPr>
-        <w:t>What did Jude first want to write about?</w:t>
-      </w:r>
-    </w:p>
-    <w:p>
-      <w:pPr/>
-      <w:r>
-        <w:rPr>
-          <w:lang w:val="en_US" w:bidi="en_US"/>
-        </w:rPr>
-      </w:r>
-      <w:r>
-        <w:rPr>
-          <w:lang w:val="en_US" w:bidi="en_US"/>
-        </w:rPr>
-        <w:t>Jude first wanted to write about their common salvation.</w:t>
+        <w:t>How did some condemned and ungodly men come?</w:t>
+      </w:r>
+    </w:p>
+    <w:p>
+      <w:pPr/>
+      <w:r>
+        <w:rPr>
+          <w:lang w:val="en_US" w:bidi="en_US"/>
+        </w:rPr>
+      </w:r>
+      <w:r>
+        <w:rPr>
+          <w:lang w:val="en_US" w:bidi="en_US"/>
+        </w:rPr>
+        <w:t>Some condemned and ungodly men came stealthily.</w:t>
       </w:r>
       <w:r>
         <w:rPr>
@@ -500,7 +626,7 @@
         <w:rPr>
           <w:lang w:val="en_US" w:bidi="en_US"/>
         </w:rPr>
-        <w:t>Jude 1:3 (#2)</w:t>
+        <w:t>Jude 1:4 (#2)</w:t>
       </w:r>
       <w:r>
         <w:rPr>
@@ -520,21 +646,21 @@
           <w:b/>
           <w:lang w:val="en_US" w:bidi="en_US"/>
         </w:rPr>
-        <w:t>What did Jude actually write about?</w:t>
-      </w:r>
-    </w:p>
-    <w:p>
-      <w:pPr/>
-      <w:r>
-        <w:rPr>
-          <w:lang w:val="en_US" w:bidi="en_US"/>
-        </w:rPr>
-      </w:r>
-      <w:r>
-        <w:rPr>
-          <w:lang w:val="en_US" w:bidi="en_US"/>
-        </w:rPr>
-        <w:t>Jude actually wrote about the need to struggle for the faith of the saints.</w:t>
+        <w:t>What did the condemned and ungodly men do?</w:t>
+      </w:r>
+    </w:p>
+    <w:p>
+      <w:pPr/>
+      <w:r>
+        <w:rPr>
+          <w:lang w:val="en_US" w:bidi="en_US"/>
+        </w:rPr>
+      </w:r>
+      <w:r>
+        <w:rPr>
+          <w:lang w:val="en_US" w:bidi="en_US"/>
+        </w:rPr>
+        <w:t>They changed the grace of God into sexual immorality and denied Jesus Christ.</w:t>
       </w:r>
       <w:r>
         <w:rPr>
@@ -563,7 +689,7 @@
         <w:rPr>
           <w:lang w:val="en_US" w:bidi="en_US"/>
         </w:rPr>
-        <w:t>Jude 1:4</w:t>
+        <w:t>Jude 1:5 (#1)</w:t>
       </w:r>
       <w:r>
         <w:rPr>
@@ -583,21 +709,21 @@
           <w:b/>
           <w:lang w:val="en_US" w:bidi="en_US"/>
         </w:rPr>
-        <w:t>How did some condemned and ungodly men come?</w:t>
-      </w:r>
-    </w:p>
-    <w:p>
-      <w:pPr/>
-      <w:r>
-        <w:rPr>
-          <w:lang w:val="en_US" w:bidi="en_US"/>
-        </w:rPr>
-      </w:r>
-      <w:r>
-        <w:rPr>
-          <w:lang w:val="en_US" w:bidi="en_US"/>
-        </w:rPr>
-        <w:t>Some condemned and ungodly men came stealthily.</w:t>
+        <w:t>From where did the Lord once save people?</w:t>
+      </w:r>
+    </w:p>
+    <w:p>
+      <w:pPr/>
+      <w:r>
+        <w:rPr>
+          <w:lang w:val="en_US" w:bidi="en_US"/>
+        </w:rPr>
+      </w:r>
+      <w:r>
+        <w:rPr>
+          <w:lang w:val="en_US" w:bidi="en_US"/>
+        </w:rPr>
+        <w:t>The Lord saved them from the land of Egypt.</w:t>
       </w:r>
       <w:r>
         <w:rPr>
@@ -626,7 +752,7 @@
         <w:rPr>
           <w:lang w:val="en_US" w:bidi="en_US"/>
         </w:rPr>
-        <w:t>Jude 1:4 (#2)</w:t>
+        <w:t>Jude 1:5 (#2)</w:t>
       </w:r>
       <w:r>
         <w:rPr>
@@ -646,21 +772,21 @@
           <w:b/>
           <w:lang w:val="en_US" w:bidi="en_US"/>
         </w:rPr>
-        <w:t>What did the condemned and ungodly men do?</w:t>
-      </w:r>
-    </w:p>
-    <w:p>
-      <w:pPr/>
-      <w:r>
-        <w:rPr>
-          <w:lang w:val="en_US" w:bidi="en_US"/>
-        </w:rPr>
-      </w:r>
-      <w:r>
-        <w:rPr>
-          <w:lang w:val="en_US" w:bidi="en_US"/>
-        </w:rPr>
-        <w:t>They changed the grace of God into sexual immorality and denied Jesus Christ.</w:t>
+        <w:t>What did the Lord do to those people who did not believe?</w:t>
+      </w:r>
+    </w:p>
+    <w:p>
+      <w:pPr/>
+      <w:r>
+        <w:rPr>
+          <w:lang w:val="en_US" w:bidi="en_US"/>
+        </w:rPr>
+      </w:r>
+      <w:r>
+        <w:rPr>
+          <w:lang w:val="en_US" w:bidi="en_US"/>
+        </w:rPr>
+        <w:t>The Lord destroyed those people who did not believe.</w:t>
       </w:r>
       <w:r>
         <w:rPr>
@@ -689,7 +815,7 @@
         <w:rPr>
           <w:lang w:val="en_US" w:bidi="en_US"/>
         </w:rPr>
-        <w:t>Jude 1:5</w:t>
+        <w:t>Jude 1:6 (#1)</w:t>
       </w:r>
       <w:r>
         <w:rPr>
@@ -709,21 +835,21 @@
           <w:b/>
           <w:lang w:val="en_US" w:bidi="en_US"/>
         </w:rPr>
-        <w:t>From where did the Lord once save people?</w:t>
-      </w:r>
-    </w:p>
-    <w:p>
-      <w:pPr/>
-      <w:r>
-        <w:rPr>
-          <w:lang w:val="en_US" w:bidi="en_US"/>
-        </w:rPr>
-      </w:r>
-      <w:r>
-        <w:rPr>
-          <w:lang w:val="en_US" w:bidi="en_US"/>
-        </w:rPr>
-        <w:t>The Lord saved them from the land of Egypt.</w:t>
+        <w:t>What did the Lord do to the angels who left their proper place?</w:t>
+      </w:r>
+    </w:p>
+    <w:p>
+      <w:pPr/>
+      <w:r>
+        <w:rPr>
+          <w:lang w:val="en_US" w:bidi="en_US"/>
+        </w:rPr>
+      </w:r>
+      <w:r>
+        <w:rPr>
+          <w:lang w:val="en_US" w:bidi="en_US"/>
+        </w:rPr>
+        <w:t>The Lord put them in chains in darkness for judgment.</w:t>
       </w:r>
       <w:r>
         <w:rPr>
@@ -752,7 +878,7 @@
         <w:rPr>
           <w:lang w:val="en_US" w:bidi="en_US"/>
         </w:rPr>
-        <w:t>Jude 1:5 (#2)</w:t>
+        <w:t>Jude 1:7 (#1)</w:t>
       </w:r>
       <w:r>
         <w:rPr>
@@ -772,21 +898,21 @@
           <w:b/>
           <w:lang w:val="en_US" w:bidi="en_US"/>
         </w:rPr>
-        <w:t>What did the Lord do to those people who did not believe?</w:t>
-      </w:r>
-    </w:p>
-    <w:p>
-      <w:pPr/>
-      <w:r>
-        <w:rPr>
-          <w:lang w:val="en_US" w:bidi="en_US"/>
-        </w:rPr>
-      </w:r>
-      <w:r>
-        <w:rPr>
-          <w:lang w:val="en_US" w:bidi="en_US"/>
-        </w:rPr>
-        <w:t>The Lord destroyed those people who did not believe.</w:t>
+        <w:t>What did Sodom, Gomorrah, and the cities around them do?</w:t>
+      </w:r>
+    </w:p>
+    <w:p>
+      <w:pPr/>
+      <w:r>
+        <w:rPr>
+          <w:lang w:val="en_US" w:bidi="en_US"/>
+        </w:rPr>
+      </w:r>
+      <w:r>
+        <w:rPr>
+          <w:lang w:val="en_US" w:bidi="en_US"/>
+        </w:rPr>
+        <w:t>They fornicated and pursued unnatural desires.</w:t>
       </w:r>
       <w:r>
         <w:rPr>
@@ -815,7 +941,7 @@
         <w:rPr>
           <w:lang w:val="en_US" w:bidi="en_US"/>
         </w:rPr>
-        <w:t>Jude 1:6</w:t>
+        <w:t>Jude 1:8 (#1)</w:t>
       </w:r>
       <w:r>
         <w:rPr>
@@ -835,21 +961,21 @@
           <w:b/>
           <w:lang w:val="en_US" w:bidi="en_US"/>
         </w:rPr>
-        <w:t>What did the Lord do to the angels who left their proper place?</w:t>
-      </w:r>
-    </w:p>
-    <w:p>
-      <w:pPr/>
-      <w:r>
-        <w:rPr>
-          <w:lang w:val="en_US" w:bidi="en_US"/>
-        </w:rPr>
-      </w:r>
-      <w:r>
-        <w:rPr>
-          <w:lang w:val="en_US" w:bidi="en_US"/>
-        </w:rPr>
-        <w:t>The Lord put them in chains in darkness for judgment.</w:t>
+        <w:t>Like Sodom, Gomorrah, and the cities around them, what do the condemned and ungodly men do?</w:t>
+      </w:r>
+    </w:p>
+    <w:p>
+      <w:pPr/>
+      <w:r>
+        <w:rPr>
+          <w:lang w:val="en_US" w:bidi="en_US"/>
+        </w:rPr>
+      </w:r>
+      <w:r>
+        <w:rPr>
+          <w:lang w:val="en_US" w:bidi="en_US"/>
+        </w:rPr>
+        <w:t>They pollute their bodies in their dreams, reject authority, and say evil things.</w:t>
       </w:r>
       <w:r>
         <w:rPr>
@@ -878,7 +1004,7 @@
         <w:rPr>
           <w:lang w:val="en_US" w:bidi="en_US"/>
         </w:rPr>
-        <w:t>Jude 1:7</w:t>
+        <w:t>Jude 1:9 (#1)</w:t>
       </w:r>
       <w:r>
         <w:rPr>
@@ -898,21 +1024,21 @@
           <w:b/>
           <w:lang w:val="en_US" w:bidi="en_US"/>
         </w:rPr>
-        <w:t>What did Sodom, Gomorrah, and the cities around them do?</w:t>
-      </w:r>
-    </w:p>
-    <w:p>
-      <w:pPr/>
-      <w:r>
-        <w:rPr>
-          <w:lang w:val="en_US" w:bidi="en_US"/>
-        </w:rPr>
-      </w:r>
-      <w:r>
-        <w:rPr>
-          <w:lang w:val="en_US" w:bidi="en_US"/>
-        </w:rPr>
-        <w:t>They fornicated and pursued unnatural desires.</w:t>
+        <w:t>What did the archangel Michael say to the devil?</w:t>
+      </w:r>
+    </w:p>
+    <w:p>
+      <w:pPr/>
+      <w:r>
+        <w:rPr>
+          <w:lang w:val="en_US" w:bidi="en_US"/>
+        </w:rPr>
+      </w:r>
+      <w:r>
+        <w:rPr>
+          <w:lang w:val="en_US" w:bidi="en_US"/>
+        </w:rPr>
+        <w:t>The archangel Michael said, “May the Lord rebuke you.”</w:t>
       </w:r>
       <w:r>
         <w:rPr>
@@ -941,7 +1067,7 @@
         <w:rPr>
           <w:lang w:val="en_US" w:bidi="en_US"/>
         </w:rPr>
-        <w:t>Jude 1:8</w:t>
+        <w:t>Jude 1:12 (#1)</w:t>
       </w:r>
       <w:r>
         <w:rPr>
@@ -961,21 +1087,21 @@
           <w:b/>
           <w:lang w:val="en_US" w:bidi="en_US"/>
         </w:rPr>
-        <w:t>Like Sodom, Gomorrah, and the cities around them, what do the condemned and ungodly men do?</w:t>
-      </w:r>
-    </w:p>
-    <w:p>
-      <w:pPr/>
-      <w:r>
-        <w:rPr>
-          <w:lang w:val="en_US" w:bidi="en_US"/>
-        </w:rPr>
-      </w:r>
-      <w:r>
-        <w:rPr>
-          <w:lang w:val="en_US" w:bidi="en_US"/>
-        </w:rPr>
-        <w:t>They pollute their bodies in their dreams, reject authority, and say evil things.</w:t>
+        <w:t>For whom do the condemned and ungodly men shamelessly care?</w:t>
+      </w:r>
+    </w:p>
+    <w:p>
+      <w:pPr/>
+      <w:r>
+        <w:rPr>
+          <w:lang w:val="en_US" w:bidi="en_US"/>
+        </w:rPr>
+      </w:r>
+      <w:r>
+        <w:rPr>
+          <w:lang w:val="en_US" w:bidi="en_US"/>
+        </w:rPr>
+        <w:t>They shamelessly care for themselves.</w:t>
       </w:r>
       <w:r>
         <w:rPr>
@@ -1004,7 +1130,7 @@
         <w:rPr>
           <w:lang w:val="en_US" w:bidi="en_US"/>
         </w:rPr>
-        <w:t>Jude 1:9</w:t>
+        <w:t>Jude 1:14 (#1)</w:t>
       </w:r>
       <w:r>
         <w:rPr>
@@ -1024,21 +1150,21 @@
           <w:b/>
           <w:lang w:val="en_US" w:bidi="en_US"/>
         </w:rPr>
-        <w:t>What did the archangel Michael say to the devil?</w:t>
-      </w:r>
-    </w:p>
-    <w:p>
-      <w:pPr/>
-      <w:r>
-        <w:rPr>
-          <w:lang w:val="en_US" w:bidi="en_US"/>
-        </w:rPr>
-      </w:r>
-      <w:r>
-        <w:rPr>
-          <w:lang w:val="en_US" w:bidi="en_US"/>
-        </w:rPr>
-        <w:t>The archangel Michael said, “May the Lord rebuke you.”</w:t>
+        <w:t>Enoch was which place in line from Adam?</w:t>
+      </w:r>
+    </w:p>
+    <w:p>
+      <w:pPr/>
+      <w:r>
+        <w:rPr>
+          <w:lang w:val="en_US" w:bidi="en_US"/>
+        </w:rPr>
+      </w:r>
+      <w:r>
+        <w:rPr>
+          <w:lang w:val="en_US" w:bidi="en_US"/>
+        </w:rPr>
+        <w:t>Enoch was the seventh in line from Adam.</w:t>
       </w:r>
       <w:r>
         <w:rPr>
@@ -1067,7 +1193,7 @@
         <w:rPr>
           <w:lang w:val="en_US" w:bidi="en_US"/>
         </w:rPr>
-        <w:t>Jude 1:12</w:t>
+        <w:t>Jude 1:15 (#1)</w:t>
       </w:r>
       <w:r>
         <w:rPr>
@@ -1087,21 +1213,21 @@
           <w:b/>
           <w:lang w:val="en_US" w:bidi="en_US"/>
         </w:rPr>
-        <w:t>For whom do the condemned and ungodly men shamelessly care?</w:t>
-      </w:r>
-    </w:p>
-    <w:p>
-      <w:pPr/>
-      <w:r>
-        <w:rPr>
-          <w:lang w:val="en_US" w:bidi="en_US"/>
-        </w:rPr>
-      </w:r>
-      <w:r>
-        <w:rPr>
-          <w:lang w:val="en_US" w:bidi="en_US"/>
-        </w:rPr>
-        <w:t>They shamelessly care for themselves.</w:t>
+        <w:t>Upon whom will the Lord execute judgment?</w:t>
+      </w:r>
+    </w:p>
+    <w:p>
+      <w:pPr/>
+      <w:r>
+        <w:rPr>
+          <w:lang w:val="en_US" w:bidi="en_US"/>
+        </w:rPr>
+      </w:r>
+      <w:r>
+        <w:rPr>
+          <w:lang w:val="en_US" w:bidi="en_US"/>
+        </w:rPr>
+        <w:t>The Lord will execute judgment upon all people.</w:t>
       </w:r>
       <w:r>
         <w:rPr>
@@ -1130,7 +1256,7 @@
         <w:rPr>
           <w:lang w:val="en_US" w:bidi="en_US"/>
         </w:rPr>
-        <w:t>Jude 1:14</w:t>
+        <w:t>Jude 1:16 (#1)</w:t>
       </w:r>
       <w:r>
         <w:rPr>
@@ -1150,21 +1276,21 @@
           <w:b/>
           <w:lang w:val="en_US" w:bidi="en_US"/>
         </w:rPr>
-        <w:t>Enoch was which place in line from Adam?</w:t>
-      </w:r>
-    </w:p>
-    <w:p>
-      <w:pPr/>
-      <w:r>
-        <w:rPr>
-          <w:lang w:val="en_US" w:bidi="en_US"/>
-        </w:rPr>
-      </w:r>
-      <w:r>
-        <w:rPr>
-          <w:lang w:val="en_US" w:bidi="en_US"/>
-        </w:rPr>
-        <w:t>Enoch was the seventh in line from Adam.</w:t>
+        <w:t>Who are the ungodly men who will be convicted?</w:t>
+      </w:r>
+    </w:p>
+    <w:p>
+      <w:pPr/>
+      <w:r>
+        <w:rPr>
+          <w:lang w:val="en_US" w:bidi="en_US"/>
+        </w:rPr>
+      </w:r>
+      <w:r>
+        <w:rPr>
+          <w:lang w:val="en_US" w:bidi="en_US"/>
+        </w:rPr>
+        <w:t>Grumblers, complainers, those who go after their evil desires, loud boasters, and those who praise for personal advantage are the ungodly men who will be convicted.</w:t>
       </w:r>
       <w:r>
         <w:rPr>
@@ -1193,7 +1319,7 @@
         <w:rPr>
           <w:lang w:val="en_US" w:bidi="en_US"/>
         </w:rPr>
-        <w:t>Jude 1:15</w:t>
+        <w:t>Jude 1:17 (#1)</w:t>
       </w:r>
       <w:r>
         <w:rPr>
@@ -1213,21 +1339,21 @@
           <w:b/>
           <w:lang w:val="en_US" w:bidi="en_US"/>
         </w:rPr>
-        <w:t>Upon whom will the Lord execute judgment?</w:t>
-      </w:r>
-    </w:p>
-    <w:p>
-      <w:pPr/>
-      <w:r>
-        <w:rPr>
-          <w:lang w:val="en_US" w:bidi="en_US"/>
-        </w:rPr>
-      </w:r>
-      <w:r>
-        <w:rPr>
-          <w:lang w:val="en_US" w:bidi="en_US"/>
-        </w:rPr>
-        <w:t>The Lord will execute judgment upon all people.</w:t>
+        <w:t>Who spoke words in the past about mockers?</w:t>
+      </w:r>
+    </w:p>
+    <w:p>
+      <w:pPr/>
+      <w:r>
+        <w:rPr>
+          <w:lang w:val="en_US" w:bidi="en_US"/>
+        </w:rPr>
+      </w:r>
+      <w:r>
+        <w:rPr>
+          <w:lang w:val="en_US" w:bidi="en_US"/>
+        </w:rPr>
+        <w:t>The apostles of the Lord Jesus Christ spoke words in the past about mockers.</w:t>
       </w:r>
       <w:r>
         <w:rPr>
@@ -1256,7 +1382,7 @@
         <w:rPr>
           <w:lang w:val="en_US" w:bidi="en_US"/>
         </w:rPr>
-        <w:t>Jude 1:16</w:t>
+        <w:t>Jude 1:19 (#1)</w:t>
       </w:r>
       <w:r>
         <w:rPr>
@@ -1276,21 +1402,21 @@
           <w:b/>
           <w:lang w:val="en_US" w:bidi="en_US"/>
         </w:rPr>
-        <w:t>Who are the ungodly men who will be convicted?</w:t>
-      </w:r>
-    </w:p>
-    <w:p>
-      <w:pPr/>
-      <w:r>
-        <w:rPr>
-          <w:lang w:val="en_US" w:bidi="en_US"/>
-        </w:rPr>
-      </w:r>
-      <w:r>
-        <w:rPr>
-          <w:lang w:val="en_US" w:bidi="en_US"/>
-        </w:rPr>
-        <w:t>Grumblers, complainers, those who go after their evil desires, loud boasters, and those who praise for personal advantage are the ungodly men who will be convicted.</w:t>
+        <w:t>What is true of the mockers who go after the own ungodly lusts, who cause divisions and are sensual?</w:t>
+      </w:r>
+    </w:p>
+    <w:p>
+      <w:pPr/>
+      <w:r>
+        <w:rPr>
+          <w:lang w:val="en_US" w:bidi="en_US"/>
+        </w:rPr>
+      </w:r>
+      <w:r>
+        <w:rPr>
+          <w:lang w:val="en_US" w:bidi="en_US"/>
+        </w:rPr>
+        <w:t>They do not have the Holy Spirit.</w:t>
       </w:r>
       <w:r>
         <w:rPr>
@@ -1319,7 +1445,7 @@
         <w:rPr>
           <w:lang w:val="en_US" w:bidi="en_US"/>
         </w:rPr>
-        <w:t>Jude 1:17</w:t>
+        <w:t>Jude 1:20 (#1)</w:t>
       </w:r>
       <w:r>
         <w:rPr>
@@ -1339,21 +1465,21 @@
           <w:b/>
           <w:lang w:val="en_US" w:bidi="en_US"/>
         </w:rPr>
-        <w:t>Who spoke words in the past about mockers?</w:t>
-      </w:r>
-    </w:p>
-    <w:p>
-      <w:pPr/>
-      <w:r>
-        <w:rPr>
-          <w:lang w:val="en_US" w:bidi="en_US"/>
-        </w:rPr>
-      </w:r>
-      <w:r>
-        <w:rPr>
-          <w:lang w:val="en_US" w:bidi="en_US"/>
-        </w:rPr>
-        <w:t>The apostles of the Lord Jesus Christ spoke words in the past about mockers.</w:t>
+        <w:t>How were the beloved building themselves up and praying?</w:t>
+      </w:r>
+    </w:p>
+    <w:p>
+      <w:pPr/>
+      <w:r>
+        <w:rPr>
+          <w:lang w:val="en_US" w:bidi="en_US"/>
+        </w:rPr>
+      </w:r>
+      <w:r>
+        <w:rPr>
+          <w:lang w:val="en_US" w:bidi="en_US"/>
+        </w:rPr>
+        <w:t>The beloved were building themselves up in their most holy faith, and praying in the Holy Spirit.</w:t>
       </w:r>
       <w:r>
         <w:rPr>
@@ -1382,7 +1508,7 @@
         <w:rPr>
           <w:lang w:val="en_US" w:bidi="en_US"/>
         </w:rPr>
-        <w:t>Jude 1:19</w:t>
+        <w:t>Jude 1:21 (#1)</w:t>
       </w:r>
       <w:r>
         <w:rPr>
@@ -1402,21 +1528,21 @@
           <w:b/>
           <w:lang w:val="en_US" w:bidi="en_US"/>
         </w:rPr>
-        <w:t>What is true of the mockers who go after the own ungodly lusts, who cause divisions and are sensual?</w:t>
-      </w:r>
-    </w:p>
-    <w:p>
-      <w:pPr/>
-      <w:r>
-        <w:rPr>
-          <w:lang w:val="en_US" w:bidi="en_US"/>
-        </w:rPr>
-      </w:r>
-      <w:r>
-        <w:rPr>
-          <w:lang w:val="en_US" w:bidi="en_US"/>
-        </w:rPr>
-        <w:t>They do not have the Holy Spirit.</w:t>
+        <w:t>What were the beloved to keep themselves in and look for?</w:t>
+      </w:r>
+    </w:p>
+    <w:p>
+      <w:pPr/>
+      <w:r>
+        <w:rPr>
+          <w:lang w:val="en_US" w:bidi="en_US"/>
+        </w:rPr>
+      </w:r>
+      <w:r>
+        <w:rPr>
+          <w:lang w:val="en_US" w:bidi="en_US"/>
+        </w:rPr>
+        <w:t>The beloved were to keep themselves in and look for the love of God and the mercy of the Lord Jesus Christ.</w:t>
       </w:r>
       <w:r>
         <w:rPr>
@@ -1445,7 +1571,7 @@
         <w:rPr>
           <w:lang w:val="en_US" w:bidi="en_US"/>
         </w:rPr>
-        <w:t>Jude 1:20</w:t>
+        <w:t>Jude 1:22–23 (#1)</w:t>
       </w:r>
       <w:r>
         <w:rPr>
@@ -1465,21 +1591,21 @@
           <w:b/>
           <w:lang w:val="en_US" w:bidi="en_US"/>
         </w:rPr>
-        <w:t>How were the beloved building themselves up and praying?</w:t>
-      </w:r>
-    </w:p>
-    <w:p>
-      <w:pPr/>
-      <w:r>
-        <w:rPr>
-          <w:lang w:val="en_US" w:bidi="en_US"/>
-        </w:rPr>
-      </w:r>
-      <w:r>
-        <w:rPr>
-          <w:lang w:val="en_US" w:bidi="en_US"/>
-        </w:rPr>
-        <w:t>The beloved were building themselves up in their most holy faith, and praying in the Holy Spirit.</w:t>
+        <w:t>Who were the beloved supposed to save?</w:t>
+      </w:r>
+    </w:p>
+    <w:p>
+      <w:pPr/>
+      <w:r>
+        <w:rPr>
+          <w:lang w:val="en_US" w:bidi="en_US"/>
+        </w:rPr>
+      </w:r>
+      <w:r>
+        <w:rPr>
+          <w:lang w:val="en_US" w:bidi="en_US"/>
+        </w:rPr>
+        <w:t>The beloved were supposed to save those with a garment spotted by the flesh, and those in the fire.</w:t>
       </w:r>
       <w:r>
         <w:rPr>
@@ -1508,7 +1634,7 @@
         <w:rPr>
           <w:lang w:val="en_US" w:bidi="en_US"/>
         </w:rPr>
-        <w:t>Jude 1:21</w:t>
+        <w:t>Jude 1:24–25 (#1)</w:t>
       </w:r>
       <w:r>
         <w:rPr>
@@ -1528,21 +1654,21 @@
           <w:b/>
           <w:lang w:val="en_US" w:bidi="en_US"/>
         </w:rPr>
-        <w:t>What were the beloved to keep themselves in and look for?</w:t>
-      </w:r>
-    </w:p>
-    <w:p>
-      <w:pPr/>
-      <w:r>
-        <w:rPr>
-          <w:lang w:val="en_US" w:bidi="en_US"/>
-        </w:rPr>
-      </w:r>
-      <w:r>
-        <w:rPr>
-          <w:lang w:val="en_US" w:bidi="en_US"/>
-        </w:rPr>
-        <w:t>The beloved were to keep themselves in and look for the love of God and the mercy of the Lord Jesus Christ.</w:t>
+        <w:t>What was God their Savior, through Jesus Christ their Lord, able to do?</w:t>
+      </w:r>
+    </w:p>
+    <w:p>
+      <w:pPr/>
+      <w:r>
+        <w:rPr>
+          <w:lang w:val="en_US" w:bidi="en_US"/>
+        </w:rPr>
+      </w:r>
+      <w:r>
+        <w:rPr>
+          <w:lang w:val="en_US" w:bidi="en_US"/>
+        </w:rPr>
+        <w:t>God was able to keep them from stumbling and place them before the presence of his glory without blemish.</w:t>
       </w:r>
       <w:r>
         <w:rPr>
@@ -1571,7 +1697,7 @@
         <w:rPr>
           <w:lang w:val="en_US" w:bidi="en_US"/>
         </w:rPr>
-        <w:t>Jude 1:22–23</w:t>
+        <w:t>Jude 1:25 (#2)</w:t>
       </w:r>
       <w:r>
         <w:rPr>
@@ -1591,21 +1717,21 @@
           <w:b/>
           <w:lang w:val="en_US" w:bidi="en_US"/>
         </w:rPr>
-        <w:t>Who were the beloved supposed to save?</w:t>
-      </w:r>
-    </w:p>
-    <w:p>
-      <w:pPr/>
-      <w:r>
-        <w:rPr>
-          <w:lang w:val="en_US" w:bidi="en_US"/>
-        </w:rPr>
-      </w:r>
-      <w:r>
-        <w:rPr>
-          <w:lang w:val="en_US" w:bidi="en_US"/>
-        </w:rPr>
-        <w:t>The beloved were supposed to save those with a garment spotted by the flesh, and those in the fire.</w:t>
+        <w:t>When did God have glory?</w:t>
+      </w:r>
+    </w:p>
+    <w:p>
+      <w:pPr/>
+      <w:r>
+        <w:rPr>
+          <w:lang w:val="en_US" w:bidi="en_US"/>
+        </w:rPr>
+      </w:r>
+      <w:r>
+        <w:rPr>
+          <w:lang w:val="en_US" w:bidi="en_US"/>
+        </w:rPr>
+        <w:t>God had glory before all time, now, and forevermore.</w:t>
       </w:r>
       <w:r>
         <w:rPr>
@@ -1634,7 +1760,7 @@
         <w:rPr>
           <w:lang w:val="en_US" w:bidi="en_US"/>
         </w:rPr>
-        <w:t>Jude 1:24–25</w:t>
+        <w:t>Jude 1:25 (#1)</w:t>
       </w:r>
       <w:r>
         <w:rPr>
@@ -1654,69 +1780,6 @@
           <w:b/>
           <w:lang w:val="en_US" w:bidi="en_US"/>
         </w:rPr>
-        <w:t>What was God their Savior, through Jesus Christ their Lord, able to do?</w:t>
-      </w:r>
-    </w:p>
-    <w:p>
-      <w:pPr/>
-      <w:r>
-        <w:rPr>
-          <w:lang w:val="en_US" w:bidi="en_US"/>
-        </w:rPr>
-      </w:r>
-      <w:r>
-        <w:rPr>
-          <w:lang w:val="en_US" w:bidi="en_US"/>
-        </w:rPr>
-        <w:t>God was able to keep them from stumbling and place them before the presence of his glory without blemish.</w:t>
-      </w:r>
-      <w:r>
-        <w:rPr>
-          <w:lang w:val="en_US" w:bidi="en_US"/>
-        </w:rPr>
-      </w:r>
-      <w:r>
-        <w:rPr>
-          <w:lang w:val="en_US" w:bidi="en_US"/>
-        </w:rPr>
-      </w:r>
-    </w:p>
-    <w:p>
-      <w:pPr/>
-      <w:r>
-        <w:rPr>
-          <w:lang w:val="en_US" w:bidi="en_US"/>
-        </w:rPr>
-      </w:r>
-    </w:p>
-    <w:p>
-      <w:pPr>
-        <w:pStyle w:val="Heading2"/>
-      </w:pPr>
-      <w:r>
-        <w:rPr>
-          <w:lang w:val="en_US" w:bidi="en_US"/>
-        </w:rPr>
-        <w:t>Jude 1:25</w:t>
-      </w:r>
-      <w:r>
-        <w:rPr>
-          <w:lang w:val="en_US" w:bidi="en_US"/>
-        </w:rPr>
-      </w:r>
-    </w:p>
-    <w:p>
-      <w:pPr/>
-      <w:r>
-        <w:rPr>
-          <w:lang w:val="en_US" w:bidi="en_US"/>
-        </w:rPr>
-      </w:r>
-      <w:r>
-        <w:rPr>
-          <w:b/>
-          <w:lang w:val="en_US" w:bidi="en_US"/>
-        </w:rPr>
         <w:t>What things should be given to the only God our Savior through Jesus Christ our Lord?</w:t>
       </w:r>
     </w:p>
@@ -1732,69 +1795,6 @@
           <w:lang w:val="en_US" w:bidi="en_US"/>
         </w:rPr>
         <w:t>To the only God our Savior through Jesus Christ our Lord be glory, majesty, power, and authority.</w:t>
-      </w:r>
-      <w:r>
-        <w:rPr>
-          <w:lang w:val="en_US" w:bidi="en_US"/>
-        </w:rPr>
-      </w:r>
-      <w:r>
-        <w:rPr>
-          <w:lang w:val="en_US" w:bidi="en_US"/>
-        </w:rPr>
-      </w:r>
-    </w:p>
-    <w:p>
-      <w:pPr/>
-      <w:r>
-        <w:rPr>
-          <w:lang w:val="en_US" w:bidi="en_US"/>
-        </w:rPr>
-      </w:r>
-    </w:p>
-    <w:p>
-      <w:pPr>
-        <w:pStyle w:val="Heading2"/>
-      </w:pPr>
-      <w:r>
-        <w:rPr>
-          <w:lang w:val="en_US" w:bidi="en_US"/>
-        </w:rPr>
-        <w:t>Jude 1:25 (#2)</w:t>
-      </w:r>
-      <w:r>
-        <w:rPr>
-          <w:lang w:val="en_US" w:bidi="en_US"/>
-        </w:rPr>
-      </w:r>
-    </w:p>
-    <w:p>
-      <w:pPr/>
-      <w:r>
-        <w:rPr>
-          <w:lang w:val="en_US" w:bidi="en_US"/>
-        </w:rPr>
-      </w:r>
-      <w:r>
-        <w:rPr>
-          <w:b/>
-          <w:lang w:val="en_US" w:bidi="en_US"/>
-        </w:rPr>
-        <w:t>When did God have glory?</w:t>
-      </w:r>
-    </w:p>
-    <w:p>
-      <w:pPr/>
-      <w:r>
-        <w:rPr>
-          <w:lang w:val="en_US" w:bidi="en_US"/>
-        </w:rPr>
-      </w:r>
-      <w:r>
-        <w:rPr>
-          <w:lang w:val="en_US" w:bidi="en_US"/>
-        </w:rPr>
-        <w:t>God had glory before all time, now, and forevermore.</w:t>
       </w:r>
       <w:r>
         <w:rPr>
